--- a/courts/tenth-circuit/utah/state/supreme-court/petition-for-discretionary-review/usage/OUTPUT-petition-for-discretionary-review.docx
+++ b/courts/tenth-circuit/utah/state/supreme-court/petition-for-discretionary-review/usage/OUTPUT-petition-for-discretionary-review.docx
@@ -1920,31 +1920,7 @@
         <w:pStyle w:val="BodyText"/>
       </w:pPr>
       <w:r>
-        <w:t xml:space="preserve">In 2018, Utah voters attempted to abolish partisan gerrymandering in Utah by passing a citizen initiative known as Proposition 4. Proposition 4 reformed the redistricting process by creating an independent redistricting commission and adopting neutral mapdrawing standards. Those standards expressly prohibited partisan gerrymandering. Utah Code § 20A</w:t>
-      </w:r>
-      <w:r>
-        <w:noBreakHyphen/>
-      </w:r>
-      <w:r>
-        <w:t xml:space="preserve">19</w:t>
-      </w:r>
-      <w:r>
-        <w:noBreakHyphen/>
-      </w:r>
-      <w:r>
-        <w:t xml:space="preserve">103(3), repealed by Laws 2020, c. 288, § 12, eff. March 28, 2020. Prop 4 also provided a statutory cause of action through which Utahns could seek judicial review of the Legislature’s adherence to the statutory prohibition on partisan gerrymandering. Id. § 20A</w:t>
-      </w:r>
-      <w:r>
-        <w:noBreakHyphen/>
-      </w:r>
-      <w:r>
-        <w:t xml:space="preserve">19</w:t>
-      </w:r>
-      <w:r>
-        <w:noBreakHyphen/>
-      </w:r>
-      <w:r>
-        <w:t xml:space="preserve">301(2), repealed by Laws 2020, c. 288, § 12, eff. March 28, 2020.</w:t>
+        <w:t xml:space="preserve">In 2018, Utah voters attempted to abolish partisan gerrymandering in Utah by passing a citizen initiative known as Proposition 4. Proposition 4 reformed the redistricting process by creating an independent redistricting commission and adopting neutral mapdrawing standards. Those standards expressly prohibited partisan gerrymandering. Utah Code § 20A-⁠19-⁠103(3), repealed by Laws 2020, c. 288, § 12, eff. March 28, 2020. Prop 4 also provided a statutory cause of action through which Utahns could seek judicial review of the Legislature’s adherence to the statutory prohibition on partisan gerrymandering. Id. § 20A-⁠19-⁠301(2), repealed by Laws 2020, c. 288, § 12, eff. March 28, 2020.</w:t>
       </w:r>
     </w:p>
     <w:p>
@@ -2352,19 +2328,7 @@
         <w:pStyle w:val="BodyText"/>
       </w:pPr>
       <w:r>
-        <w:t xml:space="preserve">The Supreme Court has exclusive jurisdiction over questions concerning the “reapportionment of election districts.” Utah Code § 78A</w:t>
-      </w:r>
-      <w:r>
-        <w:noBreakHyphen/>
-      </w:r>
-      <w:r>
-        <w:t xml:space="preserve">3</w:t>
-      </w:r>
-      <w:r>
-        <w:noBreakHyphen/>
-      </w:r>
-      <w:r>
-        <w:t xml:space="preserve">102(4)⁠(c). Accordingly, this matter is not subject to assignment to the Utah Court of Appeals.</w:t>
+        <w:t xml:space="preserve">The Supreme Court has exclusive jurisdiction over questions concerning the “reapportionment of election districts.” Utah Code § 78A-⁠3-⁠102(4)⁠(c). Accordingly, this matter is not subject to assignment to the Utah Court of Appeals.</w:t>
       </w:r>
     </w:p>
     <w:p>
@@ -4365,6 +4329,7 @@
     <w:unhideWhenUsed/>
     <w:qFormat/>
     <w:pPr>
+      <w:keepLines/>
       <w:spacing w:before="0" w:after="140" w:line="299" w:lineRule="exact"/>
     </w:pPr>
     <w:rPr>
@@ -4615,6 +4580,33 @@
     <w:pPr>
       <w:spacing w:before="0" w:after="0" w:line="299" w:lineRule="exact"/>
       <w:ind w:left="2160" w:hanging="720"/>
+    </w:pPr>
+  </w:style>
+  <w:style w:type="paragraph" w:customStyle="1" w:styleId="XdQuoteList1">
+    <w:name w:val="Xd Quote List 1"/>
+    <w:basedOn w:val="Normal"/>
+    <w:qFormat/>
+    <w:pPr>
+      <w:spacing w:before="0" w:after="0" w:line="299" w:lineRule="exact"/>
+      <w:ind w:left="1440" w:right="720" w:hanging="720"/>
+    </w:pPr>
+  </w:style>
+  <w:style w:type="paragraph" w:customStyle="1" w:styleId="XdQuoteList2">
+    <w:name w:val="Xd Quote List 2"/>
+    <w:basedOn w:val="Normal"/>
+    <w:qFormat/>
+    <w:pPr>
+      <w:spacing w:before="0" w:after="0" w:line="299" w:lineRule="exact"/>
+      <w:ind w:left="2160" w:right="720" w:hanging="720"/>
+    </w:pPr>
+  </w:style>
+  <w:style w:type="paragraph" w:customStyle="1" w:styleId="XdQuoteList3">
+    <w:name w:val="Xd Quote List 3"/>
+    <w:basedOn w:val="Normal"/>
+    <w:qFormat/>
+    <w:pPr>
+      <w:spacing w:before="0" w:after="0" w:line="299" w:lineRule="exact"/>
+      <w:ind w:left="2880" w:right="720" w:hanging="720"/>
     </w:pPr>
   </w:style>
   <w:style w:type="paragraph" w:customStyle="1" w:styleId="SourceCode">

--- a/courts/tenth-circuit/utah/state/supreme-court/petition-for-discretionary-review/usage/OUTPUT-petition-for-discretionary-review.docx
+++ b/courts/tenth-circuit/utah/state/supreme-court/petition-for-discretionary-review/usage/OUTPUT-petition-for-discretionary-review.docx
@@ -864,9 +864,7 @@
               <w:t xml:space="preserve"> </w:t>
             </w:r>
             <w:r>
-              <w:t xml:space="preserve">924</w:t>
-              <w:noBreakHyphen/>
-              <w:t xml:space="preserve">0200</w:t>
+              <w:t xml:space="preserve">924-⁠0200</w:t>
             </w:r>
           </w:p>
           <w:p>
@@ -1082,9 +1080,7 @@
               <w:t xml:space="preserve"> </w:t>
             </w:r>
             <w:r>
-              <w:t xml:space="preserve">736</w:t>
-              <w:noBreakHyphen/>
-              <w:t xml:space="preserve">2200</w:t>
+              <w:t xml:space="preserve">736-⁠2200</w:t>
             </w:r>
           </w:p>
           <w:p>
@@ -1210,9 +1206,7 @@
               <w:t xml:space="preserve"> </w:t>
             </w:r>
             <w:r>
-              <w:t xml:space="preserve">736</w:t>
-              <w:noBreakHyphen/>
-              <w:t xml:space="preserve">2200</w:t>
+              <w:t xml:space="preserve">736-⁠2200</w:t>
             </w:r>
           </w:p>
           <w:p>
@@ -1440,9 +1434,7 @@
               <w:t xml:space="preserve"> </w:t>
             </w:r>
             <w:r>
-              <w:t xml:space="preserve">532</w:t>
-              <w:noBreakHyphen/>
-              <w:t xml:space="preserve">7840</w:t>
+              <w:t xml:space="preserve">532-⁠7840</w:t>
             </w:r>
           </w:p>
         </w:tc>
@@ -4330,7 +4322,7 @@
     <w:qFormat/>
     <w:pPr>
       <w:keepLines/>
-      <w:spacing w:before="0" w:after="140" w:line="299" w:lineRule="exact"/>
+      <w:spacing w:before="23" w:after="140" w:line="299" w:lineRule="exact"/>
     </w:pPr>
     <w:rPr>
       <w:sz w:val="26"/>
